--- a/vvdn/protocols/can/README.docx
+++ b/vvdn/protocols/can/README.docx
@@ -3909,6 +3909,8 @@
               <w:br/>
               <w:t>├── can-frame-and-protocol-analysis.md (.docx)     # Frame formats (2.0A/B, FD), bit stuffing, J1939, CANopen, UDS</w:t>
               <w:br/>
+              <w:t>├── can-circuit-and-hardware-connections.md (.docx)# Schematics: Transceiver VIO, split termination, CMC, TVS, ISO1042</w:t>
+              <w:br/>
               <w:t>└── can-timing-bitrates-and-hardware.md (.docx)    # Bit timing budgets, Time Quanta, SJW, TDC, termination &amp; RCA matrix</w:t>
             </w:r>
           </w:p>
@@ -4353,7 +4355,166 @@
           <w:sz w:val="24"/>
           <w:u w:val="single"/>
         </w:rPr>
-        <w:t>3. Timing Calculations, Bitrates &amp; Hardware Engineering</w:t>
+        <w:t>3. Hardware Connections &amp; Circuit Schematics</w:t>
+      </w:r>
+    </w:p>
+    <w:p>
+      <w:pPr>
+        <w:pStyle w:val="ListBullet"/>
+        <w:spacing w:after="40"/>
+        <w:ind w:left="360"/>
+      </w:pPr>
+      <w:r>
+        <w:rPr>
+          <w:color w:val="282C34"/>
+          <w:sz w:val="21"/>
+        </w:rPr>
+        <w:t xml:space="preserve">High-speed CAN / CAN FD transceiver (TJA1051/TCAN1042) with </w:t>
+      </w:r>
+      <w:r>
+        <w:rPr>
+          <w:i/>
+          <w:color w:val="145AA0"/>
+          <w:sz w:val="21"/>
+        </w:rPr>
+        <w:t>V_{IO</w:t>
+      </w:r>
+      <w:r>
+        <w:rPr>
+          <w:color w:val="282C34"/>
+          <w:sz w:val="21"/>
+        </w:rPr>
+        <w:t xml:space="preserve"> logic translation pin (3.3V MCU directly to 5V bus).</w:t>
+      </w:r>
+    </w:p>
+    <w:p>
+      <w:pPr>
+        <w:pStyle w:val="ListBullet"/>
+        <w:spacing w:after="40"/>
+        <w:ind w:left="360"/>
+      </w:pPr>
+      <w:r>
+        <w:rPr>
+          <w:color w:val="282C34"/>
+          <w:sz w:val="21"/>
+        </w:rPr>
+        <w:t>Split termination network (</w:t>
+      </w:r>
+      <w:r>
+        <w:rPr>
+          <w:i/>
+          <w:color w:val="145AA0"/>
+          <w:sz w:val="21"/>
+        </w:rPr>
+        <w:t>60.4\,\Omega + 60.4\,\Omega</w:t>
+      </w:r>
+      <w:r>
+        <w:rPr>
+          <w:color w:val="282C34"/>
+          <w:sz w:val="21"/>
+        </w:rPr>
+        <w:t xml:space="preserve"> + </w:t>
+      </w:r>
+      <w:r>
+        <w:rPr>
+          <w:i/>
+          <w:color w:val="145AA0"/>
+          <w:sz w:val="21"/>
+        </w:rPr>
+        <w:t>4.7\,nF</w:t>
+      </w:r>
+      <w:r>
+        <w:rPr>
+          <w:color w:val="282C34"/>
+          <w:sz w:val="21"/>
+        </w:rPr>
+        <w:t xml:space="preserve"> center filter) for common-mode noise suppression.</w:t>
+      </w:r>
+    </w:p>
+    <w:p>
+      <w:pPr>
+        <w:pStyle w:val="ListBullet"/>
+        <w:spacing w:after="40"/>
+        <w:ind w:left="360"/>
+      </w:pPr>
+      <w:r>
+        <w:rPr>
+          <w:color w:val="282C34"/>
+          <w:sz w:val="21"/>
+        </w:rPr>
+        <w:t>High-reliability automotive EMC &amp; surge protection: Common Mode Choke (</w:t>
+      </w:r>
+      <w:r>
+        <w:rPr>
+          <w:i/>
+          <w:color w:val="145AA0"/>
+          <w:sz w:val="21"/>
+        </w:rPr>
+        <w:t>51\,µH</w:t>
+      </w:r>
+      <w:r>
+        <w:rPr>
+          <w:color w:val="282C34"/>
+          <w:sz w:val="21"/>
+        </w:rPr>
+        <w:t>) and TVS diode array (PESD2CAN/NUP2105L).</w:t>
+      </w:r>
+    </w:p>
+    <w:p>
+      <w:pPr>
+        <w:pStyle w:val="ListBullet"/>
+        <w:spacing w:after="40"/>
+        <w:ind w:left="360"/>
+      </w:pPr>
+      <w:r>
+        <w:rPr>
+          <w:color w:val="282C34"/>
+          <w:sz w:val="21"/>
+        </w:rPr>
+        <w:t>Galvanically isolated CAN node architecture (TI ISO1042 / ADI ADM3053) for 400V/800V EV traction and BMS.</w:t>
+      </w:r>
+    </w:p>
+    <w:p>
+      <w:pPr>
+        <w:pStyle w:val="ListBullet"/>
+        <w:spacing w:after="40"/>
+        <w:ind w:left="360"/>
+      </w:pPr>
+      <w:r>
+        <w:rPr>
+          <w:color w:val="282C34"/>
+          <w:sz w:val="21"/>
+        </w:rPr>
+        <w:t>Linear multi-node bus wiring topology and stub length constraints (</w:t>
+      </w:r>
+      <w:r>
+        <w:rPr>
+          <w:i/>
+          <w:color w:val="145AA0"/>
+          <w:sz w:val="21"/>
+        </w:rPr>
+        <w:t>&lt; 0.3\,m</w:t>
+      </w:r>
+      <w:r>
+        <w:rPr>
+          <w:color w:val="282C34"/>
+          <w:sz w:val="21"/>
+        </w:rPr>
+        <w:t>).</w:t>
+      </w:r>
+    </w:p>
+    <w:p>
+      <w:pPr>
+        <w:spacing w:before="160" w:after="80"/>
+      </w:pPr>
+      <w:r>
+        <w:rPr>
+          <w:b/>
+          <w:color w:val="0066CC"/>
+          <w:sz w:val="24"/>
+          <w:u w:val="single"/>
+        </w:rPr>
+        <w:t>4. Timing Calculations, Bitrates &amp; Hardware Engineering</w:t>
       </w:r>
     </w:p>
     <w:p>

--- a/vvdn/protocols/can/README.docx
+++ b/vvdn/protocols/can/README.docx
@@ -1261,37 +1261,7 @@
                 <w:color w:val="282C34"/>
                 <w:sz w:val="18"/>
               </w:rPr>
-              <w:t>CRC-17 (</w:t>
-            </w:r>
-            <w:r>
-              <w:rPr>
-                <w:i/>
-                <w:color w:val="145AA0"/>
-                <w:sz w:val="18"/>
-              </w:rPr>
-              <w:t>≤ 16</w:t>
-            </w:r>
-            <w:r>
-              <w:rPr>
-                <w:color w:val="282C34"/>
-                <w:sz w:val="18"/>
-              </w:rPr>
-              <w:t>B) / CRC-21 (</w:t>
-            </w:r>
-            <w:r>
-              <w:rPr>
-                <w:i/>
-                <w:color w:val="145AA0"/>
-                <w:sz w:val="18"/>
-              </w:rPr>
-              <w:t>&gt;16</w:t>
-            </w:r>
-            <w:r>
-              <w:rPr>
-                <w:color w:val="282C34"/>
-                <w:sz w:val="18"/>
-              </w:rPr>
-              <w:t>B)</w:t>
+              <w:t>CRC-17 (&lt;= 16B) / CRC-21 (&gt;16B)</w:t>
             </w:r>
           </w:p>
         </w:tc>
@@ -3508,22 +3478,7 @@
                 <w:color w:val="282C34"/>
                 <w:sz w:val="18"/>
               </w:rPr>
-              <w:t>Very Low (</w:t>
-            </w:r>
-            <w:r>
-              <w:rPr>
-                <w:i/>
-                <w:color w:val="145AA0"/>
-                <w:sz w:val="18"/>
-              </w:rPr>
-              <w:t>&lt;0.5x</w:t>
-            </w:r>
-            <w:r>
-              <w:rPr>
-                <w:color w:val="282C34"/>
-                <w:sz w:val="18"/>
-              </w:rPr>
-              <w:t xml:space="preserve"> CAN)</w:t>
+              <w:t>Very Low (&lt;0.5x CAN)</w:t>
             </w:r>
           </w:p>
         </w:tc>
@@ -3548,22 +3503,7 @@
                 <w:color w:val="282C34"/>
                 <w:sz w:val="18"/>
               </w:rPr>
-              <w:t>High (</w:t>
-            </w:r>
-            <w:r>
-              <w:rPr>
-                <w:i/>
-                <w:color w:val="145AA0"/>
-                <w:sz w:val="18"/>
-              </w:rPr>
-              <w:t>2x-3x</w:t>
-            </w:r>
-            <w:r>
-              <w:rPr>
-                <w:color w:val="282C34"/>
-                <w:sz w:val="18"/>
-              </w:rPr>
-              <w:t xml:space="preserve"> CAN)</w:t>
+              <w:t>High (2x-3x CAN)</w:t>
             </w:r>
           </w:p>
         </w:tc>
@@ -3588,22 +3528,7 @@
                 <w:color w:val="282C34"/>
                 <w:sz w:val="18"/>
               </w:rPr>
-              <w:t>Very High (</w:t>
-            </w:r>
-            <w:r>
-              <w:rPr>
-                <w:i/>
-                <w:color w:val="145AA0"/>
-                <w:sz w:val="18"/>
-              </w:rPr>
-              <w:t>4x-8x</w:t>
-            </w:r>
-            <w:r>
-              <w:rPr>
-                <w:color w:val="282C34"/>
-                <w:sz w:val="18"/>
-              </w:rPr>
-              <w:t xml:space="preserve"> CAN)</w:t>
+              <w:t>Very High (4x-8x CAN)</w:t>
             </w:r>
           </w:p>
         </w:tc>
@@ -3943,37 +3868,7 @@
           <w:color w:val="282C34"/>
           <w:sz w:val="21"/>
         </w:rPr>
-        <w:t xml:space="preserve">Differential signaling physics: </w:t>
-      </w:r>
-      <w:r>
-        <w:rPr>
-          <w:i/>
-          <w:color w:val="145AA0"/>
-          <w:sz w:val="21"/>
-        </w:rPr>
-        <w:t>V_{CAN\_H</w:t>
-      </w:r>
-      <w:r>
-        <w:rPr>
-          <w:color w:val="282C34"/>
-          <w:sz w:val="21"/>
-        </w:rPr>
-        <w:t xml:space="preserve">, </w:t>
-      </w:r>
-      <w:r>
-        <w:rPr>
-          <w:i/>
-          <w:color w:val="145AA0"/>
-          <w:sz w:val="21"/>
-        </w:rPr>
-        <w:t>V_{CAN\_L</w:t>
-      </w:r>
-      <w:r>
-        <w:rPr>
-          <w:color w:val="282C34"/>
-          <w:sz w:val="21"/>
-        </w:rPr>
-        <w:t>, Recessive (2.5V diff 0V) vs Dominant (3.5V/1.5V diff 2.0V).</w:t>
+        <w:t>Differential signaling physics: V_CAN_H, V_CAN_L, Recessive (2.5V diff 0V) vs Dominant (3.5V/1.5V diff 2.0V).</w:t>
       </w:r>
     </w:p>
     <w:p>
@@ -3987,22 +3882,7 @@
           <w:color w:val="282C34"/>
           <w:sz w:val="21"/>
         </w:rPr>
-        <w:t>Physical transceiver architecture (TJA1042, TCAN1042, isolated ISO1050), TXD dominant clamp, loopback delay (</w:t>
-      </w:r>
-      <w:r>
-        <w:rPr>
-          <w:i/>
-          <w:color w:val="145AA0"/>
-          <w:sz w:val="21"/>
-        </w:rPr>
-        <w:t>t_{loop</w:t>
-      </w:r>
-      <w:r>
-        <w:rPr>
-          <w:color w:val="282C34"/>
-          <w:sz w:val="21"/>
-        </w:rPr>
-        <w:t>).</w:t>
+        <w:t>Physical transceiver architecture (TJA1042, TCAN1042, isolated ISO1050), TXD dominant clamp, loopback delay (t_loop).</w:t>
       </w:r>
     </w:p>
     <w:p>
@@ -4016,52 +3896,7 @@
           <w:color w:val="282C34"/>
           <w:sz w:val="21"/>
         </w:rPr>
-        <w:t>Split termination (</w:t>
-      </w:r>
-      <w:r>
-        <w:rPr>
-          <w:i/>
-          <w:color w:val="145AA0"/>
-          <w:sz w:val="21"/>
-        </w:rPr>
-        <w:t>60\,\Omega + 60\,\Omega</w:t>
-      </w:r>
-      <w:r>
-        <w:rPr>
-          <w:color w:val="282C34"/>
-          <w:sz w:val="21"/>
-        </w:rPr>
-        <w:t xml:space="preserve"> with </w:t>
-      </w:r>
-      <w:r>
-        <w:rPr>
-          <w:i/>
-          <w:color w:val="145AA0"/>
-          <w:sz w:val="21"/>
-        </w:rPr>
-        <w:t>4.7\,nF</w:t>
-      </w:r>
-      <w:r>
-        <w:rPr>
-          <w:color w:val="282C34"/>
-          <w:sz w:val="21"/>
-        </w:rPr>
-        <w:t xml:space="preserve"> filter) vs standard </w:t>
-      </w:r>
-      <w:r>
-        <w:rPr>
-          <w:i/>
-          <w:color w:val="145AA0"/>
-          <w:sz w:val="21"/>
-        </w:rPr>
-        <w:t>120\,\Omega</w:t>
-      </w:r>
-      <w:r>
-        <w:rPr>
-          <w:color w:val="282C34"/>
-          <w:sz w:val="21"/>
-        </w:rPr>
-        <w:t xml:space="preserve"> parallel termination.</w:t>
+        <w:t>Split termination (60 Ω + 60 Ω with 4.7 nF filter) vs standard 120 Ω parallel termination.</w:t>
       </w:r>
     </w:p>
     <w:p>
@@ -4369,22 +4204,7 @@
           <w:color w:val="282C34"/>
           <w:sz w:val="21"/>
         </w:rPr>
-        <w:t xml:space="preserve">High-speed CAN / CAN FD transceiver (TJA1051/TCAN1042) with </w:t>
-      </w:r>
-      <w:r>
-        <w:rPr>
-          <w:i/>
-          <w:color w:val="145AA0"/>
-          <w:sz w:val="21"/>
-        </w:rPr>
-        <w:t>V_{IO</w:t>
-      </w:r>
-      <w:r>
-        <w:rPr>
-          <w:color w:val="282C34"/>
-          <w:sz w:val="21"/>
-        </w:rPr>
-        <w:t xml:space="preserve"> logic translation pin (3.3V MCU directly to 5V bus).</w:t>
+        <w:t>High-speed CAN / CAN FD transceiver (TJA1051/TCAN1042) with V_IO logic translation pin (3.3V MCU directly to 5V bus).</w:t>
       </w:r>
     </w:p>
     <w:p>
@@ -4398,37 +4218,7 @@
           <w:color w:val="282C34"/>
           <w:sz w:val="21"/>
         </w:rPr>
-        <w:t>Split termination network (</w:t>
-      </w:r>
-      <w:r>
-        <w:rPr>
-          <w:i/>
-          <w:color w:val="145AA0"/>
-          <w:sz w:val="21"/>
-        </w:rPr>
-        <w:t>60.4\,\Omega + 60.4\,\Omega</w:t>
-      </w:r>
-      <w:r>
-        <w:rPr>
-          <w:color w:val="282C34"/>
-          <w:sz w:val="21"/>
-        </w:rPr>
-        <w:t xml:space="preserve"> + </w:t>
-      </w:r>
-      <w:r>
-        <w:rPr>
-          <w:i/>
-          <w:color w:val="145AA0"/>
-          <w:sz w:val="21"/>
-        </w:rPr>
-        <w:t>4.7\,nF</w:t>
-      </w:r>
-      <w:r>
-        <w:rPr>
-          <w:color w:val="282C34"/>
-          <w:sz w:val="21"/>
-        </w:rPr>
-        <w:t xml:space="preserve"> center filter) for common-mode noise suppression.</w:t>
+        <w:t>Split termination network (60.4 Ω + 60.4 Ω + 4.7 nF center filter) for common-mode noise suppression.</w:t>
       </w:r>
     </w:p>
     <w:p>
@@ -4442,22 +4232,7 @@
           <w:color w:val="282C34"/>
           <w:sz w:val="21"/>
         </w:rPr>
-        <w:t>High-reliability automotive EMC &amp; surge protection: Common Mode Choke (</w:t>
-      </w:r>
-      <w:r>
-        <w:rPr>
-          <w:i/>
-          <w:color w:val="145AA0"/>
-          <w:sz w:val="21"/>
-        </w:rPr>
-        <w:t>51\,µH</w:t>
-      </w:r>
-      <w:r>
-        <w:rPr>
-          <w:color w:val="282C34"/>
-          <w:sz w:val="21"/>
-        </w:rPr>
-        <w:t>) and TVS diode array (PESD2CAN/NUP2105L).</w:t>
+        <w:t>High-reliability automotive EMC &amp; surge protection: Common Mode Choke (51 µH) and TVS diode array (PESD2CAN/NUP2105L).</w:t>
       </w:r>
     </w:p>
     <w:p>
@@ -4485,22 +4260,7 @@
           <w:color w:val="282C34"/>
           <w:sz w:val="21"/>
         </w:rPr>
-        <w:t>Linear multi-node bus wiring topology and stub length constraints (</w:t>
-      </w:r>
-      <w:r>
-        <w:rPr>
-          <w:i/>
-          <w:color w:val="145AA0"/>
-          <w:sz w:val="21"/>
-        </w:rPr>
-        <w:t>&lt; 0.3\,m</w:t>
-      </w:r>
-      <w:r>
-        <w:rPr>
-          <w:color w:val="282C34"/>
-          <w:sz w:val="21"/>
-        </w:rPr>
-        <w:t>).</w:t>
+        <w:t>Linear multi-node bus wiring topology and stub length constraints (&lt; 0.3 m).</w:t>
       </w:r>
     </w:p>
     <w:p>
@@ -4528,97 +4288,7 @@
           <w:color w:val="282C34"/>
           <w:sz w:val="21"/>
         </w:rPr>
-        <w:t>Bit timing theory: Nominal Bit Time (</w:t>
-      </w:r>
-      <w:r>
-        <w:rPr>
-          <w:i/>
-          <w:color w:val="145AA0"/>
-          <w:sz w:val="21"/>
-        </w:rPr>
-        <w:t>NBT</w:t>
-      </w:r>
-      <w:r>
-        <w:rPr>
-          <w:color w:val="282C34"/>
-          <w:sz w:val="21"/>
-        </w:rPr>
-        <w:t>), Time Quanta (</w:t>
-      </w:r>
-      <w:r>
-        <w:rPr>
-          <w:i/>
-          <w:color w:val="145AA0"/>
-          <w:sz w:val="21"/>
-        </w:rPr>
-        <w:t>t_q</w:t>
-      </w:r>
-      <w:r>
-        <w:rPr>
-          <w:color w:val="282C34"/>
-          <w:sz w:val="21"/>
-        </w:rPr>
-        <w:t xml:space="preserve">), </w:t>
-      </w:r>
-      <w:r>
-        <w:rPr>
-          <w:i/>
-          <w:color w:val="145AA0"/>
-          <w:sz w:val="21"/>
-        </w:rPr>
-        <w:t>Sync\_Seg</w:t>
-      </w:r>
-      <w:r>
-        <w:rPr>
-          <w:color w:val="282C34"/>
-          <w:sz w:val="21"/>
-        </w:rPr>
-        <w:t xml:space="preserve">, </w:t>
-      </w:r>
-      <w:r>
-        <w:rPr>
-          <w:i/>
-          <w:color w:val="145AA0"/>
-          <w:sz w:val="21"/>
-        </w:rPr>
-        <w:t>Prop\_Seg</w:t>
-      </w:r>
-      <w:r>
-        <w:rPr>
-          <w:color w:val="282C34"/>
-          <w:sz w:val="21"/>
-        </w:rPr>
-        <w:t xml:space="preserve">, </w:t>
-      </w:r>
-      <w:r>
-        <w:rPr>
-          <w:i/>
-          <w:color w:val="145AA0"/>
-          <w:sz w:val="21"/>
-        </w:rPr>
-        <w:t>Phase\_Seg1</w:t>
-      </w:r>
-      <w:r>
-        <w:rPr>
-          <w:color w:val="282C34"/>
-          <w:sz w:val="21"/>
-        </w:rPr>
-        <w:t xml:space="preserve">, </w:t>
-      </w:r>
-      <w:r>
-        <w:rPr>
-          <w:i/>
-          <w:color w:val="145AA0"/>
-          <w:sz w:val="21"/>
-        </w:rPr>
-        <w:t>Phase\_Seg2</w:t>
-      </w:r>
-      <w:r>
-        <w:rPr>
-          <w:color w:val="282C34"/>
-          <w:sz w:val="21"/>
-        </w:rPr>
-        <w:t>.</w:t>
+        <w:t>Bit timing theory: Nominal Bit Time (NBT), Time Quanta (t_q), Sync_Seg, Prop_Seg, Phase_Seg1, Phase_Seg2.</w:t>
       </w:r>
     </w:p>
     <w:p>
@@ -4632,22 +4302,7 @@
           <w:color w:val="282C34"/>
           <w:sz w:val="21"/>
         </w:rPr>
-        <w:t>Sample point optimization formulas (</w:t>
-      </w:r>
-      <w:r>
-        <w:rPr>
-          <w:i/>
-          <w:color w:val="145AA0"/>
-          <w:sz w:val="21"/>
-        </w:rPr>
-        <w:t>75\% - 87.5\%</w:t>
-      </w:r>
-      <w:r>
-        <w:rPr>
-          <w:color w:val="282C34"/>
-          <w:sz w:val="21"/>
-        </w:rPr>
-        <w:t xml:space="preserve"> per CiA recommendations) and clock divisor integer math.</w:t>
+        <w:t>Sample point optimization formulas (75\% - 87.5\% per CiA recommendations) and clock divisor integer math.</w:t>
       </w:r>
     </w:p>
     <w:p>
@@ -4661,37 +4316,7 @@
           <w:color w:val="282C34"/>
           <w:sz w:val="21"/>
         </w:rPr>
-        <w:t>Resynchronization Jump Width (</w:t>
-      </w:r>
-      <w:r>
-        <w:rPr>
-          <w:i/>
-          <w:color w:val="145AA0"/>
-          <w:sz w:val="21"/>
-        </w:rPr>
-        <w:t>SJW</w:t>
-      </w:r>
-      <w:r>
-        <w:rPr>
-          <w:color w:val="282C34"/>
-          <w:sz w:val="21"/>
-        </w:rPr>
-        <w:t>), hard synchronization, resynchronization rules, and oscillator tolerance (</w:t>
-      </w:r>
-      <w:r>
-        <w:rPr>
-          <w:i/>
-          <w:color w:val="145AA0"/>
-          <w:sz w:val="21"/>
-        </w:rPr>
-        <w:t>\Delta f</w:t>
-      </w:r>
-      <w:r>
-        <w:rPr>
-          <w:color w:val="282C34"/>
-          <w:sz w:val="21"/>
-        </w:rPr>
-        <w:t>).</w:t>
+        <w:t>Resynchronization Jump Width (SJW), hard synchronization, resynchronization rules, and oscillator tolerance (Δ f).</w:t>
       </w:r>
     </w:p>
     <w:p>
@@ -4719,22 +4344,7 @@
           <w:color w:val="282C34"/>
           <w:sz w:val="21"/>
         </w:rPr>
-        <w:t>Physical bus length vs bitrate limitations, propagation delay (</w:t>
-      </w:r>
-      <w:r>
-        <w:rPr>
-          <w:i/>
-          <w:color w:val="145AA0"/>
-          <w:sz w:val="21"/>
-        </w:rPr>
-        <w:t>\tau \approx 5\,ns/m</w:t>
-      </w:r>
-      <w:r>
-        <w:rPr>
-          <w:color w:val="282C34"/>
-          <w:sz w:val="21"/>
-        </w:rPr>
-        <w:t>), and stub length rules.</w:t>
+        <w:t>Physical bus length vs bitrate limitations, propagation delay (τ ≈ 5 ns/m), and stub length rules.</w:t>
       </w:r>
     </w:p>
     <w:p>
@@ -4748,22 +4358,7 @@
           <w:color w:val="282C34"/>
           <w:sz w:val="21"/>
         </w:rPr>
-        <w:t xml:space="preserve">PCB routing: differential </w:t>
-      </w:r>
-      <w:r>
-        <w:rPr>
-          <w:i/>
-          <w:color w:val="145AA0"/>
-          <w:sz w:val="21"/>
-        </w:rPr>
-        <w:t>120\,\Omega</w:t>
-      </w:r>
-      <w:r>
-        <w:rPr>
-          <w:color w:val="282C34"/>
-          <w:sz w:val="21"/>
-        </w:rPr>
-        <w:t xml:space="preserve"> impedance, common-mode chokes, TVS diode layout, and isolation barriers.</w:t>
+        <w:t>PCB routing: differential 120 Ω impedance, common-mode chokes, TVS diode layout, and isolation barriers.</w:t>
       </w:r>
     </w:p>
     <w:p>
